--- a/数字伽马能谱仪_指令集_20260613.docx
+++ b/数字伽马能谱仪_指令集_20260613.docx
@@ -394,7 +394,6 @@
                 <w:szCs w:val="21"/>
               </w:rPr>
             </w:pPr>
-            <w:proofErr w:type="gramStart"/>
             <w:r>
               <w:rPr>
                 <w:rFonts w:ascii="Times New Roman"/>
@@ -402,7 +401,6 @@
               </w:rPr>
               <w:t>段寒</w:t>
             </w:r>
-            <w:proofErr w:type="gramEnd"/>
           </w:p>
         </w:tc>
         <w:tc>
@@ -508,7 +506,6 @@
                 <w:szCs w:val="21"/>
               </w:rPr>
             </w:pPr>
-            <w:proofErr w:type="gramStart"/>
             <w:r>
               <w:rPr>
                 <w:rFonts w:ascii="Times New Roman" w:hint="eastAsia"/>
@@ -516,7 +513,6 @@
               </w:rPr>
               <w:t>段寒</w:t>
             </w:r>
-            <w:proofErr w:type="gramEnd"/>
           </w:p>
         </w:tc>
         <w:tc>
@@ -952,7 +948,6 @@
                 <w:szCs w:val="21"/>
               </w:rPr>
             </w:pPr>
-            <w:proofErr w:type="gramStart"/>
             <w:r>
               <w:rPr>
                 <w:rFonts w:ascii="Times New Roman" w:hint="eastAsia"/>
@@ -960,7 +955,6 @@
               </w:rPr>
               <w:t>段寒</w:t>
             </w:r>
-            <w:proofErr w:type="gramEnd"/>
           </w:p>
         </w:tc>
         <w:tc>
@@ -1167,7 +1161,6 @@
                 <w:szCs w:val="21"/>
               </w:rPr>
             </w:pPr>
-            <w:proofErr w:type="gramStart"/>
             <w:r>
               <w:rPr>
                 <w:rFonts w:ascii="Times New Roman" w:hint="eastAsia"/>
@@ -1175,7 +1168,6 @@
               </w:rPr>
               <w:t>段寒</w:t>
             </w:r>
-            <w:proofErr w:type="gramEnd"/>
           </w:p>
         </w:tc>
         <w:tc>
@@ -1293,7 +1285,6 @@
                 <w:szCs w:val="21"/>
               </w:rPr>
             </w:pPr>
-            <w:proofErr w:type="gramStart"/>
             <w:r>
               <w:rPr>
                 <w:rFonts w:ascii="Times New Roman" w:hint="eastAsia"/>
@@ -1301,7 +1292,6 @@
               </w:rPr>
               <w:t>段寒</w:t>
             </w:r>
-            <w:proofErr w:type="gramEnd"/>
           </w:p>
         </w:tc>
         <w:tc>
@@ -1407,7 +1397,6 @@
                 <w:szCs w:val="21"/>
               </w:rPr>
             </w:pPr>
-            <w:proofErr w:type="gramStart"/>
             <w:r>
               <w:rPr>
                 <w:rFonts w:ascii="Times New Roman" w:hint="eastAsia"/>
@@ -1415,7 +1404,6 @@
               </w:rPr>
               <w:t>段寒</w:t>
             </w:r>
-            <w:proofErr w:type="gramEnd"/>
           </w:p>
         </w:tc>
         <w:tc>
@@ -1710,7 +1698,6 @@
                 <w:szCs w:val="21"/>
               </w:rPr>
             </w:pPr>
-            <w:proofErr w:type="gramStart"/>
             <w:r>
               <w:rPr>
                 <w:rFonts w:ascii="Times New Roman" w:hint="eastAsia"/>
@@ -1718,7 +1705,6 @@
               </w:rPr>
               <w:t>段寒</w:t>
             </w:r>
-            <w:proofErr w:type="gramEnd"/>
           </w:p>
         </w:tc>
         <w:tc>
@@ -1837,7 +1823,6 @@
                 <w:szCs w:val="21"/>
               </w:rPr>
             </w:pPr>
-            <w:proofErr w:type="gramStart"/>
             <w:r>
               <w:rPr>
                 <w:rFonts w:ascii="Times New Roman" w:hint="eastAsia"/>
@@ -1845,7 +1830,6 @@
               </w:rPr>
               <w:t>段寒</w:t>
             </w:r>
-            <w:proofErr w:type="gramEnd"/>
           </w:p>
         </w:tc>
         <w:tc>
@@ -1937,22 +1921,45 @@
               <w:widowControl/>
               <w:jc w:val="center"/>
               <w:rPr>
+                <w:rFonts w:ascii="Times New Roman"/>
+                <w:szCs w:val="21"/>
+              </w:rPr>
+            </w:pPr>
+            <w:r>
+              <w:rPr>
                 <w:rFonts w:ascii="Times New Roman" w:hint="eastAsia"/>
                 <w:szCs w:val="21"/>
               </w:rPr>
+              <w:t>1.3.5</w:t>
+            </w:r>
+          </w:p>
+        </w:tc>
+        <w:tc>
+          <w:tcPr>
+            <w:tcW w:w="708" w:type="dxa"/>
+            <w:vAlign w:val="center"/>
+          </w:tcPr>
+          <w:p>
+            <w:pPr>
+              <w:widowControl/>
+              <w:jc w:val="center"/>
+              <w:rPr>
+                <w:rFonts w:ascii="Times New Roman"/>
+                <w:szCs w:val="21"/>
+              </w:rPr>
             </w:pPr>
             <w:r>
               <w:rPr>
                 <w:rFonts w:ascii="Times New Roman" w:hint="eastAsia"/>
                 <w:szCs w:val="21"/>
               </w:rPr>
-              <w:t>1.3.5</w:t>
-            </w:r>
-          </w:p>
-        </w:tc>
-        <w:tc>
-          <w:tcPr>
-            <w:tcW w:w="708" w:type="dxa"/>
+              <w:t>段寒</w:t>
+            </w:r>
+          </w:p>
+        </w:tc>
+        <w:tc>
+          <w:tcPr>
+            <w:tcW w:w="1236" w:type="dxa"/>
             <w:vAlign w:val="center"/>
           </w:tcPr>
           <w:p>
@@ -1960,54 +1967,29 @@
               <w:widowControl/>
               <w:jc w:val="center"/>
               <w:rPr>
+                <w:rFonts w:ascii="Times New Roman"/>
+                <w:szCs w:val="21"/>
+              </w:rPr>
+            </w:pPr>
+            <w:r>
+              <w:rPr>
                 <w:rFonts w:ascii="Times New Roman" w:hint="eastAsia"/>
                 <w:szCs w:val="21"/>
               </w:rPr>
-            </w:pPr>
-            <w:proofErr w:type="gramStart"/>
-            <w:r>
-              <w:rPr>
-                <w:rFonts w:ascii="Times New Roman" w:hint="eastAsia"/>
-                <w:szCs w:val="21"/>
-              </w:rPr>
-              <w:t>段寒</w:t>
-            </w:r>
-            <w:proofErr w:type="gramEnd"/>
-          </w:p>
-        </w:tc>
-        <w:tc>
-          <w:tcPr>
-            <w:tcW w:w="1236" w:type="dxa"/>
+              <w:t>20260613</w:t>
+            </w:r>
+          </w:p>
+        </w:tc>
+        <w:tc>
+          <w:tcPr>
+            <w:tcW w:w="4470" w:type="dxa"/>
             <w:vAlign w:val="center"/>
           </w:tcPr>
           <w:p>
             <w:pPr>
               <w:widowControl/>
-              <w:jc w:val="center"/>
-              <w:rPr>
-                <w:rFonts w:ascii="Times New Roman" w:hint="eastAsia"/>
-                <w:szCs w:val="21"/>
-              </w:rPr>
-            </w:pPr>
-            <w:r>
-              <w:rPr>
-                <w:rFonts w:ascii="Times New Roman" w:hint="eastAsia"/>
-                <w:szCs w:val="21"/>
-              </w:rPr>
-              <w:t>20260613</w:t>
-            </w:r>
-          </w:p>
-        </w:tc>
-        <w:tc>
-          <w:tcPr>
-            <w:tcW w:w="4470" w:type="dxa"/>
-            <w:vAlign w:val="center"/>
-          </w:tcPr>
-          <w:p>
-            <w:pPr>
-              <w:widowControl/>
-              <w:rPr>
-                <w:rFonts w:ascii="Times New Roman" w:hint="eastAsia"/>
+              <w:rPr>
+                <w:rFonts w:ascii="Times New Roman"/>
                 <w:szCs w:val="21"/>
               </w:rPr>
             </w:pPr>
@@ -4984,19 +4966,8 @@
                 <w:bCs/>
                 <w:sz w:val="20"/>
               </w:rPr>
-              <w:t xml:space="preserve">XXXX </w:t>
-            </w:r>
-            <w:proofErr w:type="spellStart"/>
-            <w:r>
-              <w:rPr>
-                <w:rFonts w:ascii="Times New Roman"/>
-                <w:b/>
-                <w:bCs/>
-                <w:sz w:val="20"/>
-              </w:rPr>
-              <w:t>XXXX</w:t>
-            </w:r>
-            <w:proofErr w:type="spellEnd"/>
+              <w:t>XXXX XXXX</w:t>
+            </w:r>
           </w:p>
         </w:tc>
         <w:tc>
@@ -5799,14 +5770,12 @@
         </w:rPr>
         <w:t>1</w:t>
       </w:r>
-      <w:proofErr w:type="gramStart"/>
       <w:r>
         <w:rPr>
           <w:rFonts w:cs="Times New Roman" w:hint="eastAsia"/>
         </w:rPr>
         <w:t>档到</w:t>
       </w:r>
-      <w:proofErr w:type="gramEnd"/>
       <w:r>
         <w:rPr>
           <w:rFonts w:cs="Times New Roman" w:hint="eastAsia"/>
@@ -7296,17 +7265,8 @@
                 <w:rFonts w:ascii="Times New Roman" w:hint="eastAsia"/>
                 <w:sz w:val="20"/>
               </w:rPr>
-              <w:t xml:space="preserve">XX </w:t>
-            </w:r>
-            <w:proofErr w:type="spellStart"/>
-            <w:r>
-              <w:rPr>
-                <w:rFonts w:ascii="Times New Roman" w:hint="eastAsia"/>
-                <w:sz w:val="20"/>
-              </w:rPr>
-              <w:t>XX</w:t>
-            </w:r>
-            <w:proofErr w:type="spellEnd"/>
+              <w:t>XX XX</w:t>
+            </w:r>
           </w:p>
         </w:tc>
         <w:tc>
@@ -8680,49 +8640,8 @@
                 <w:rFonts w:ascii="Times New Roman" w:hint="eastAsia"/>
                 <w:sz w:val="20"/>
               </w:rPr>
-              <w:t xml:space="preserve">XX </w:t>
-            </w:r>
-            <w:proofErr w:type="spellStart"/>
-            <w:r>
-              <w:rPr>
-                <w:rFonts w:ascii="Times New Roman" w:hint="eastAsia"/>
-                <w:sz w:val="20"/>
-              </w:rPr>
-              <w:t>XX</w:t>
-            </w:r>
-            <w:proofErr w:type="spellEnd"/>
-            <w:r>
-              <w:rPr>
-                <w:rFonts w:ascii="Times New Roman" w:hint="eastAsia"/>
-                <w:sz w:val="20"/>
-              </w:rPr>
-              <w:t xml:space="preserve"> </w:t>
-            </w:r>
-            <w:proofErr w:type="spellStart"/>
-            <w:r>
-              <w:rPr>
-                <w:rFonts w:ascii="Times New Roman" w:hint="eastAsia"/>
-                <w:sz w:val="20"/>
-              </w:rPr>
-              <w:t>XX</w:t>
-            </w:r>
-            <w:proofErr w:type="spellEnd"/>
-            <w:r>
-              <w:rPr>
-                <w:rFonts w:ascii="Times New Roman" w:hint="eastAsia"/>
-                <w:sz w:val="20"/>
-              </w:rPr>
-              <w:t xml:space="preserve"> </w:t>
-            </w:r>
-            <w:proofErr w:type="spellStart"/>
-            <w:r>
-              <w:rPr>
-                <w:rFonts w:ascii="Times New Roman" w:hint="eastAsia"/>
-                <w:sz w:val="20"/>
-              </w:rPr>
-              <w:t>XX</w:t>
-            </w:r>
-            <w:proofErr w:type="spellEnd"/>
+              <w:t>XX XX XX XX</w:t>
+            </w:r>
           </w:p>
         </w:tc>
         <w:tc>
@@ -8896,14 +8815,12 @@
         </w:rPr>
         <w:t>，单位为</w:t>
       </w:r>
-      <w:proofErr w:type="spellStart"/>
       <w:r>
         <w:rPr>
           <w:rFonts w:cs="Times New Roman" w:hint="eastAsia"/>
         </w:rPr>
         <w:t>ms</w:t>
       </w:r>
-      <w:proofErr w:type="spellEnd"/>
       <w:r>
         <w:rPr>
           <w:rFonts w:cs="Times New Roman" w:hint="eastAsia"/>
@@ -8953,22 +8870,13 @@
     <w:p>
       <w:pPr>
         <w:rPr>
-          <w:b/>
-          <w:bCs/>
-          <w:sz w:val="28"/>
-          <w:szCs w:val="24"/>
-        </w:rPr>
-      </w:pPr>
-      <w:r>
-        <w:rPr>
           <w:rFonts w:hint="eastAsia"/>
           <w:b/>
           <w:bCs/>
           <w:sz w:val="28"/>
           <w:szCs w:val="24"/>
         </w:rPr>
-        <w:t xml:space="preserve">1. </w:t>
-      </w:r>
+      </w:pPr>
       <w:r>
         <w:rPr>
           <w:rFonts w:hint="eastAsia"/>
@@ -8977,7 +8885,7 @@
           <w:sz w:val="28"/>
           <w:szCs w:val="24"/>
         </w:rPr>
-        <w:t>梯形成型时间常数</w:t>
+        <w:t xml:space="preserve">1. </w:t>
       </w:r>
       <w:r>
         <w:rPr>
@@ -8987,7 +8895,27 @@
           <w:sz w:val="28"/>
           <w:szCs w:val="24"/>
         </w:rPr>
+        <w:t>梯形成型时间常数</w:t>
+      </w:r>
+      <w:r>
+        <w:rPr>
+          <w:rFonts w:hint="eastAsia"/>
+          <w:b/>
+          <w:bCs/>
+          <w:sz w:val="28"/>
+          <w:szCs w:val="24"/>
+        </w:rPr>
         <w:t>配置</w:t>
+      </w:r>
+      <w:r>
+        <w:rPr>
+          <w:rFonts w:hint="eastAsia"/>
+          <w:b/>
+          <w:bCs/>
+          <w:sz w:val="28"/>
+          <w:szCs w:val="24"/>
+        </w:rPr>
+        <w:t>(FPGA内部已经固化，不需要程序进行设置)</w:t>
       </w:r>
     </w:p>
     <w:p/>
@@ -9372,49 +9300,31 @@
                 <w:rFonts w:ascii="Times New Roman" w:hint="eastAsia"/>
                 <w:sz w:val="20"/>
               </w:rPr>
-              <w:t xml:space="preserve">XX </w:t>
-            </w:r>
-            <w:proofErr w:type="spellStart"/>
+              <w:t>XX XX</w:t>
+            </w:r>
+          </w:p>
+        </w:tc>
+        <w:tc>
+          <w:tcPr>
+            <w:tcW w:w="1549" w:type="dxa"/>
+            <w:vAlign w:val="center"/>
+          </w:tcPr>
+          <w:p>
+            <w:pPr>
+              <w:spacing w:beforeLines="50" w:before="156" w:afterLines="50" w:after="156"/>
+              <w:jc w:val="center"/>
+              <w:rPr>
+                <w:rFonts w:ascii="Times New Roman"/>
+                <w:sz w:val="20"/>
+              </w:rPr>
+            </w:pPr>
             <w:r>
               <w:rPr>
                 <w:rFonts w:ascii="Times New Roman" w:hint="eastAsia"/>
                 <w:sz w:val="20"/>
               </w:rPr>
-              <w:t>XX</w:t>
-            </w:r>
-            <w:proofErr w:type="spellEnd"/>
-          </w:p>
-        </w:tc>
-        <w:tc>
-          <w:tcPr>
-            <w:tcW w:w="1549" w:type="dxa"/>
-            <w:vAlign w:val="center"/>
-          </w:tcPr>
-          <w:p>
-            <w:pPr>
-              <w:spacing w:beforeLines="50" w:before="156" w:afterLines="50" w:after="156"/>
-              <w:jc w:val="center"/>
-              <w:rPr>
-                <w:rFonts w:ascii="Times New Roman"/>
-                <w:sz w:val="20"/>
-              </w:rPr>
-            </w:pPr>
-            <w:r>
-              <w:rPr>
-                <w:rFonts w:ascii="Times New Roman" w:hint="eastAsia"/>
-                <w:sz w:val="20"/>
-              </w:rPr>
-              <w:t xml:space="preserve">XX </w:t>
-            </w:r>
-            <w:proofErr w:type="spellStart"/>
-            <w:r>
-              <w:rPr>
-                <w:rFonts w:ascii="Times New Roman" w:hint="eastAsia"/>
-                <w:sz w:val="20"/>
-              </w:rPr>
-              <w:t>XX</w:t>
-            </w:r>
-            <w:proofErr w:type="spellEnd"/>
+              <w:t>XX XX</w:t>
+            </w:r>
           </w:p>
         </w:tc>
         <w:tc>
@@ -10497,7 +10407,14 @@
         <w:rPr>
           <w:rFonts w:cs="Times New Roman" w:hint="eastAsia"/>
         </w:rPr>
-        <w:t>，表明该条指令用于设置梯形成型后梯形上升沿、平顶和下降沿长度，此处数值指</w:t>
+        <w:t>，表明该条指令用于设置梯形成型后梯形上升沿、平顶和下降沿</w:t>
+      </w:r>
+      <w:r>
+        <w:rPr>
+          <w:rFonts w:cs="Times New Roman" w:hint="eastAsia"/>
+        </w:rPr>
+        <w:lastRenderedPageBreak/>
+        <w:t>长度，此处数值指</w:t>
       </w:r>
       <w:r>
         <w:rPr>
@@ -10614,7 +10531,6 @@
         <w:rPr>
           <w:rFonts w:cs="Times New Roman" w:hint="eastAsia"/>
         </w:rPr>
-        <w:lastRenderedPageBreak/>
         <w:t>平顶</w:t>
       </w:r>
       <w:r>
@@ -10696,7 +10612,13 @@
         <w:rPr>
           <w:rFonts w:cs="Times New Roman" w:hint="eastAsia"/>
         </w:rPr>
-        <w:t>上升沿</w:t>
+        <w:t>下降</w:t>
+      </w:r>
+      <w:r>
+        <w:rPr>
+          <w:rFonts w:cs="Times New Roman" w:hint="eastAsia"/>
+        </w:rPr>
+        <w:t>沿</w:t>
       </w:r>
       <w:r>
         <w:rPr>
@@ -12101,6 +12023,7 @@
         <w:rPr>
           <w:rFonts w:hint="eastAsia"/>
         </w:rPr>
+        <w:lastRenderedPageBreak/>
         <w:t>0001</w:t>
       </w:r>
       <w:r>
@@ -12170,7 +12093,6 @@
         <w:rPr>
           <w:rFonts w:ascii="Times New Roman" w:hint="eastAsia"/>
         </w:rPr>
-        <w:lastRenderedPageBreak/>
         <w:t>高压电源</w:t>
       </w:r>
       <w:r>
@@ -12645,17 +12567,8 @@
                 <w:rFonts w:ascii="Times New Roman" w:hint="eastAsia"/>
                 <w:sz w:val="20"/>
               </w:rPr>
-              <w:t xml:space="preserve">XX </w:t>
-            </w:r>
-            <w:proofErr w:type="spellStart"/>
-            <w:r>
-              <w:rPr>
-                <w:rFonts w:ascii="Times New Roman" w:hint="eastAsia"/>
-                <w:sz w:val="20"/>
-              </w:rPr>
-              <w:t>XX</w:t>
-            </w:r>
-            <w:proofErr w:type="spellEnd"/>
+              <w:t>XX XX</w:t>
+            </w:r>
           </w:p>
         </w:tc>
         <w:tc>
@@ -13165,7 +13078,6 @@
         </w:rPr>
         <w:t>，</w:t>
       </w:r>
-      <w:proofErr w:type="spellStart"/>
       <w:r>
         <w:rPr>
           <w:rFonts w:hint="eastAsia"/>
@@ -13173,7 +13085,6 @@
         </w:rPr>
         <w:t>Vout</w:t>
       </w:r>
-      <w:proofErr w:type="spellEnd"/>
       <w:r>
         <w:rPr>
           <w:rFonts w:hint="eastAsia"/>
@@ -13784,6 +13695,7 @@
         <w:rPr>
           <w:rFonts w:cs="Times New Roman" w:hint="eastAsia"/>
         </w:rPr>
+        <w:lastRenderedPageBreak/>
         <w:t>地址：</w:t>
       </w:r>
       <w:r>
@@ -13955,7 +13867,6 @@
         <w:rPr>
           <w:rFonts w:cs="Times New Roman" w:hint="eastAsia"/>
         </w:rPr>
-        <w:lastRenderedPageBreak/>
         <w:t>000</w:t>
       </w:r>
       <w:r>
@@ -14281,49 +14192,8 @@
                 <w:rFonts w:ascii="Times New Roman" w:hint="eastAsia"/>
                 <w:sz w:val="20"/>
               </w:rPr>
-              <w:t xml:space="preserve">XX </w:t>
-            </w:r>
-            <w:proofErr w:type="spellStart"/>
-            <w:r>
-              <w:rPr>
-                <w:rFonts w:ascii="Times New Roman" w:hint="eastAsia"/>
-                <w:sz w:val="20"/>
-              </w:rPr>
-              <w:t>XX</w:t>
-            </w:r>
-            <w:proofErr w:type="spellEnd"/>
-            <w:r>
-              <w:rPr>
-                <w:rFonts w:ascii="Times New Roman" w:hint="eastAsia"/>
-                <w:sz w:val="20"/>
-              </w:rPr>
-              <w:t xml:space="preserve"> </w:t>
-            </w:r>
-            <w:proofErr w:type="spellStart"/>
-            <w:r>
-              <w:rPr>
-                <w:rFonts w:ascii="Times New Roman" w:hint="eastAsia"/>
-                <w:sz w:val="20"/>
-              </w:rPr>
-              <w:t>XX</w:t>
-            </w:r>
-            <w:proofErr w:type="spellEnd"/>
-            <w:r>
-              <w:rPr>
-                <w:rFonts w:ascii="Times New Roman" w:hint="eastAsia"/>
-                <w:sz w:val="20"/>
-              </w:rPr>
-              <w:t xml:space="preserve"> </w:t>
-            </w:r>
-            <w:proofErr w:type="spellStart"/>
-            <w:r>
-              <w:rPr>
-                <w:rFonts w:ascii="Times New Roman" w:hint="eastAsia"/>
-                <w:sz w:val="20"/>
-              </w:rPr>
-              <w:t>XX</w:t>
-            </w:r>
-            <w:proofErr w:type="spellEnd"/>
+              <w:t>XX XX XX XX</w:t>
+            </w:r>
           </w:p>
         </w:tc>
         <w:tc>
@@ -15147,6 +15017,7 @@
         <w:rPr>
           <w:rFonts w:cs="Times New Roman"/>
         </w:rPr>
+        <w:lastRenderedPageBreak/>
         <w:t>写使能</w:t>
       </w:r>
       <w:r>
@@ -15219,7 +15090,6 @@
         <w:rPr>
           <w:rFonts w:cs="Times New Roman" w:hint="eastAsia"/>
         </w:rPr>
-        <w:lastRenderedPageBreak/>
         <w:t>开始、停止使能：</w:t>
       </w:r>
       <w:r>
@@ -17525,14 +17395,12 @@
         </w:rPr>
         <w:t>32</w:t>
       </w:r>
-      <w:proofErr w:type="gramStart"/>
       <w:r>
         <w:rPr>
           <w:rFonts w:cs="Times New Roman"/>
         </w:rPr>
         <w:t>’</w:t>
       </w:r>
-      <w:proofErr w:type="gramEnd"/>
       <w:r>
         <w:rPr>
           <w:rFonts w:cs="Times New Roman" w:hint="eastAsia"/>
@@ -17589,7 +17457,6 @@
       <w:pPr>
         <w:ind w:firstLineChars="200" w:firstLine="480"/>
         <w:rPr>
-          <w:rFonts w:hint="eastAsia"/>
           <w:sz w:val="24"/>
           <w:szCs w:val="22"/>
         </w:rPr>
@@ -17887,15 +17754,15 @@
               <w:spacing w:beforeLines="50" w:before="156" w:afterLines="50" w:after="156"/>
               <w:jc w:val="center"/>
               <w:rPr>
+                <w:rFonts w:ascii="Times New Roman"/>
+                <w:sz w:val="20"/>
+              </w:rPr>
+            </w:pPr>
+            <w:r>
+              <w:rPr>
                 <w:rFonts w:ascii="Times New Roman" w:hint="eastAsia"/>
                 <w:sz w:val="20"/>
               </w:rPr>
-            </w:pPr>
-            <w:r>
-              <w:rPr>
-                <w:rFonts w:ascii="Times New Roman" w:hint="eastAsia"/>
-                <w:sz w:val="20"/>
-              </w:rPr>
               <w:t>整数秒</w:t>
             </w:r>
           </w:p>
@@ -17909,7 +17776,7 @@
               <w:spacing w:beforeLines="50" w:before="156" w:afterLines="50" w:after="156"/>
               <w:jc w:val="center"/>
               <w:rPr>
-                <w:rFonts w:ascii="Times New Roman" w:hint="eastAsia"/>
+                <w:rFonts w:ascii="Times New Roman"/>
                 <w:sz w:val="20"/>
               </w:rPr>
             </w:pPr>
@@ -18046,185 +17913,62 @@
               <w:spacing w:beforeLines="50" w:before="156" w:afterLines="50" w:after="156"/>
               <w:jc w:val="center"/>
               <w:rPr>
+                <w:rFonts w:ascii="Times New Roman"/>
+                <w:sz w:val="20"/>
+              </w:rPr>
+            </w:pPr>
+            <w:r>
+              <w:rPr>
                 <w:rFonts w:ascii="Times New Roman" w:hint="eastAsia"/>
                 <w:sz w:val="20"/>
               </w:rPr>
+              <w:t>XX XX XX XX</w:t>
+            </w:r>
+          </w:p>
+        </w:tc>
+        <w:tc>
+          <w:tcPr>
+            <w:tcW w:w="1559" w:type="dxa"/>
+          </w:tcPr>
+          <w:p>
+            <w:pPr>
+              <w:spacing w:beforeLines="50" w:before="156" w:afterLines="50" w:after="156"/>
+              <w:jc w:val="center"/>
+              <w:rPr>
+                <w:rFonts w:ascii="Times New Roman"/>
+                <w:sz w:val="20"/>
+              </w:rPr>
             </w:pPr>
             <w:r>
               <w:rPr>
                 <w:rFonts w:ascii="Times New Roman" w:hint="eastAsia"/>
                 <w:sz w:val="20"/>
               </w:rPr>
-              <w:t xml:space="preserve">XX </w:t>
-            </w:r>
-            <w:proofErr w:type="spellStart"/>
+              <w:t>XX XX XX XX</w:t>
+            </w:r>
+          </w:p>
+        </w:tc>
+        <w:tc>
+          <w:tcPr>
+            <w:tcW w:w="1659" w:type="dxa"/>
+            <w:vAlign w:val="center"/>
+          </w:tcPr>
+          <w:p>
+            <w:pPr>
+              <w:spacing w:beforeLines="50" w:before="156" w:afterLines="50" w:after="156"/>
+              <w:jc w:val="center"/>
+              <w:rPr>
+                <w:rFonts w:ascii="Times New Roman"/>
+                <w:sz w:val="20"/>
+              </w:rPr>
+            </w:pPr>
             <w:r>
               <w:rPr>
                 <w:rFonts w:ascii="Times New Roman" w:hint="eastAsia"/>
                 <w:sz w:val="20"/>
               </w:rPr>
-              <w:t>XX</w:t>
-            </w:r>
-            <w:proofErr w:type="spellEnd"/>
-            <w:r>
-              <w:rPr>
-                <w:rFonts w:ascii="Times New Roman" w:hint="eastAsia"/>
-                <w:sz w:val="20"/>
-              </w:rPr>
-              <w:t xml:space="preserve"> </w:t>
-            </w:r>
-            <w:proofErr w:type="spellStart"/>
-            <w:r>
-              <w:rPr>
-                <w:rFonts w:ascii="Times New Roman" w:hint="eastAsia"/>
-                <w:sz w:val="20"/>
-              </w:rPr>
-              <w:t>XX</w:t>
-            </w:r>
-            <w:proofErr w:type="spellEnd"/>
-            <w:r>
-              <w:rPr>
-                <w:rFonts w:ascii="Times New Roman" w:hint="eastAsia"/>
-                <w:sz w:val="20"/>
-              </w:rPr>
-              <w:t xml:space="preserve"> </w:t>
-            </w:r>
-            <w:proofErr w:type="spellStart"/>
-            <w:r>
-              <w:rPr>
-                <w:rFonts w:ascii="Times New Roman" w:hint="eastAsia"/>
-                <w:sz w:val="20"/>
-              </w:rPr>
-              <w:t>XX</w:t>
-            </w:r>
-            <w:proofErr w:type="spellEnd"/>
-          </w:p>
-        </w:tc>
-        <w:tc>
-          <w:tcPr>
-            <w:tcW w:w="1559" w:type="dxa"/>
-          </w:tcPr>
-          <w:p>
-            <w:pPr>
-              <w:spacing w:beforeLines="50" w:before="156" w:afterLines="50" w:after="156"/>
-              <w:jc w:val="center"/>
-              <w:rPr>
-                <w:rFonts w:ascii="Times New Roman" w:hint="eastAsia"/>
-                <w:sz w:val="20"/>
-              </w:rPr>
-            </w:pPr>
-            <w:r>
-              <w:rPr>
-                <w:rFonts w:ascii="Times New Roman" w:hint="eastAsia"/>
-                <w:sz w:val="20"/>
-              </w:rPr>
-              <w:t xml:space="preserve">XX </w:t>
-            </w:r>
-            <w:proofErr w:type="spellStart"/>
-            <w:r>
-              <w:rPr>
-                <w:rFonts w:ascii="Times New Roman" w:hint="eastAsia"/>
-                <w:sz w:val="20"/>
-              </w:rPr>
-              <w:t>XX</w:t>
-            </w:r>
-            <w:proofErr w:type="spellEnd"/>
-            <w:r>
-              <w:rPr>
-                <w:rFonts w:ascii="Times New Roman" w:hint="eastAsia"/>
-                <w:sz w:val="20"/>
-              </w:rPr>
-              <w:t xml:space="preserve"> </w:t>
-            </w:r>
-            <w:proofErr w:type="spellStart"/>
-            <w:r>
-              <w:rPr>
-                <w:rFonts w:ascii="Times New Roman" w:hint="eastAsia"/>
-                <w:sz w:val="20"/>
-              </w:rPr>
-              <w:t>XX</w:t>
-            </w:r>
-            <w:proofErr w:type="spellEnd"/>
-            <w:r>
-              <w:rPr>
-                <w:rFonts w:ascii="Times New Roman" w:hint="eastAsia"/>
-                <w:sz w:val="20"/>
-              </w:rPr>
-              <w:t xml:space="preserve"> </w:t>
-            </w:r>
-            <w:proofErr w:type="spellStart"/>
-            <w:r>
-              <w:rPr>
-                <w:rFonts w:ascii="Times New Roman" w:hint="eastAsia"/>
-                <w:sz w:val="20"/>
-              </w:rPr>
-              <w:t>XX</w:t>
-            </w:r>
-            <w:proofErr w:type="spellEnd"/>
-          </w:p>
-        </w:tc>
-        <w:tc>
-          <w:tcPr>
-            <w:tcW w:w="1659" w:type="dxa"/>
-            <w:vAlign w:val="center"/>
-          </w:tcPr>
-          <w:p>
-            <w:pPr>
-              <w:spacing w:beforeLines="50" w:before="156" w:afterLines="50" w:after="156"/>
-              <w:jc w:val="center"/>
-              <w:rPr>
-                <w:rFonts w:ascii="Times New Roman"/>
-                <w:sz w:val="20"/>
-              </w:rPr>
-            </w:pPr>
-            <w:r>
-              <w:rPr>
-                <w:rFonts w:ascii="Times New Roman" w:hint="eastAsia"/>
-                <w:sz w:val="20"/>
-              </w:rPr>
-              <w:t xml:space="preserve">XX </w:t>
-            </w:r>
-            <w:proofErr w:type="spellStart"/>
-            <w:r>
-              <w:rPr>
-                <w:rFonts w:ascii="Times New Roman" w:hint="eastAsia"/>
-                <w:sz w:val="20"/>
-              </w:rPr>
-              <w:t>XX</w:t>
-            </w:r>
-            <w:proofErr w:type="spellEnd"/>
-            <w:r>
-              <w:rPr>
-                <w:rFonts w:ascii="Times New Roman" w:hint="eastAsia"/>
-                <w:sz w:val="20"/>
-              </w:rPr>
-              <w:t xml:space="preserve"> </w:t>
-            </w:r>
-            <w:proofErr w:type="spellStart"/>
-            <w:r>
-              <w:rPr>
-                <w:rFonts w:ascii="Times New Roman" w:hint="eastAsia"/>
-                <w:sz w:val="20"/>
-              </w:rPr>
-              <w:t>XX</w:t>
-            </w:r>
-            <w:proofErr w:type="spellEnd"/>
-            <w:r>
-              <w:rPr>
-                <w:rFonts w:ascii="Times New Roman" w:hint="eastAsia"/>
-                <w:sz w:val="20"/>
-              </w:rPr>
-              <w:t xml:space="preserve"> </w:t>
-            </w:r>
-            <w:proofErr w:type="spellStart"/>
-            <w:r>
-              <w:rPr>
-                <w:rFonts w:ascii="Times New Roman" w:hint="eastAsia"/>
-                <w:sz w:val="20"/>
-              </w:rPr>
-              <w:t>XX</w:t>
-            </w:r>
-            <w:proofErr w:type="spellEnd"/>
+              <w:t>XX XX XX XX</w:t>
+            </w:r>
           </w:p>
         </w:tc>
         <w:tc>
@@ -18358,101 +18102,104 @@
       <w:pPr>
         <w:pStyle w:val="aa"/>
         <w:ind w:firstLine="480"/>
+      </w:pPr>
+      <w:r>
+        <w:t>UTC</w:t>
+      </w:r>
+      <w:r>
+        <w:t>时间戳：</w:t>
+      </w:r>
+      <w:r>
         <w:rPr>
           <w:rFonts w:hint="eastAsia"/>
         </w:rPr>
-      </w:pPr>
-      <w:r>
+        <w:t>64</w:t>
+      </w:r>
+      <w:r>
+        <w:t>bit</w:t>
+      </w:r>
+      <w:r>
+        <w:t>，</w:t>
+      </w:r>
+      <w:r>
+        <w:rPr>
+          <w:rFonts w:hint="eastAsia"/>
+        </w:rPr>
+        <w:t>高</w:t>
+      </w:r>
+      <w:r>
+        <w:rPr>
+          <w:rFonts w:hint="eastAsia"/>
+        </w:rPr>
+        <w:t>32</w:t>
+      </w:r>
+      <w:r>
+        <w:rPr>
+          <w:rFonts w:hint="eastAsia"/>
+        </w:rPr>
+        <w:t>位为整数秒，低</w:t>
+      </w:r>
+      <w:r>
+        <w:rPr>
+          <w:rFonts w:hint="eastAsia"/>
+        </w:rPr>
+        <w:t>32</w:t>
+      </w:r>
+      <w:r>
+        <w:rPr>
+          <w:rFonts w:hint="eastAsia"/>
+        </w:rPr>
+        <w:t>位为小数秒。</w:t>
+      </w:r>
+      <w:r>
+        <w:rPr>
+          <w:rFonts w:hint="eastAsia"/>
+        </w:rPr>
         <w:t>UTC</w:t>
       </w:r>
       <w:r>
-        <w:t>时间戳：</w:t>
-      </w:r>
-      <w:r>
         <w:rPr>
           <w:rFonts w:hint="eastAsia"/>
         </w:rPr>
-        <w:t>64</w:t>
-      </w:r>
-      <w:r>
-        <w:t>bit</w:t>
+        <w:t>整数秒</w:t>
+      </w:r>
+      <w:r>
+        <w:t>：</w:t>
+      </w:r>
+      <w:r>
+        <w:t>32bit</w:t>
       </w:r>
       <w:r>
         <w:t>，</w:t>
       </w:r>
       <w:r>
-        <w:rPr>
-          <w:rFonts w:hint="eastAsia"/>
-        </w:rPr>
-        <w:t>高</w:t>
-      </w:r>
-      <w:r>
-        <w:rPr>
-          <w:rFonts w:hint="eastAsia"/>
-        </w:rPr>
-        <w:t>32</w:t>
-      </w:r>
-      <w:r>
-        <w:rPr>
-          <w:rFonts w:hint="eastAsia"/>
-        </w:rPr>
-        <w:t>位为整数秒，低</w:t>
-      </w:r>
-      <w:r>
-        <w:rPr>
-          <w:rFonts w:hint="eastAsia"/>
-        </w:rPr>
-        <w:t>32</w:t>
-      </w:r>
-      <w:r>
-        <w:rPr>
-          <w:rFonts w:hint="eastAsia"/>
-        </w:rPr>
-        <w:t>位为小数秒。</w:t>
-      </w:r>
-      <w:r>
-        <w:rPr>
-          <w:rFonts w:hint="eastAsia"/>
-        </w:rPr>
-        <w:t>UTC</w:t>
-      </w:r>
-      <w:r>
-        <w:rPr>
-          <w:rFonts w:hint="eastAsia"/>
-        </w:rPr>
-        <w:t>整数秒</w:t>
+        <w:t>以秒为单位，从</w:t>
+      </w:r>
+      <w:r>
+        <w:t>1900</w:t>
+      </w:r>
+      <w:r>
+        <w:t>年</w:t>
+      </w:r>
+      <w:r>
+        <w:t>1</w:t>
+      </w:r>
+      <w:r>
+        <w:t>月</w:t>
+      </w:r>
+      <w:r>
+        <w:t>1</w:t>
+      </w:r>
+      <w:r>
+        <w:t>日</w:t>
+      </w:r>
+      <w:r>
+        <w:t>00</w:t>
       </w:r>
       <w:r>
         <w:t>：</w:t>
       </w:r>
       <w:r>
-        <w:t>32bit</w:t>
-      </w:r>
-      <w:r>
-        <w:t>，</w:t>
-      </w:r>
-      <w:r>
-        <w:t>以秒为单位，从</w:t>
-      </w:r>
-      <w:r>
-        <w:t>1900</w:t>
-      </w:r>
-      <w:r>
-        <w:t>年</w:t>
-      </w:r>
-      <w:r>
-        <w:t>1</w:t>
-      </w:r>
-      <w:r>
-        <w:t>月</w:t>
-      </w:r>
-      <w:r>
-        <w:t>1</w:t>
-      </w:r>
-      <w:r>
-        <w:t>日</w:t>
-      </w:r>
-      <w:r>
         <w:t>00</w:t>
       </w:r>
       <w:r>
@@ -18462,27 +18209,13 @@
         <w:t>00</w:t>
       </w:r>
       <w:r>
-        <w:t>：</w:t>
-      </w:r>
-      <w:r>
-        <w:t>00</w:t>
-      </w:r>
-      <w:r>
         <w:t>开始计算，表示至今的整数秒数；转换为</w:t>
       </w:r>
       <w:r>
         <w:t>UNIX</w:t>
       </w:r>
       <w:r>
-        <w:t>时间</w:t>
-      </w:r>
-      <w:proofErr w:type="gramStart"/>
-      <w:r>
-        <w:t>戳需要</w:t>
-      </w:r>
-      <w:proofErr w:type="gramEnd"/>
-      <w:r>
-        <w:t>减去</w:t>
+        <w:t>时间戳需要减去</w:t>
       </w:r>
       <w:r>
         <w:t>2208988800</w:t>
@@ -18526,7 +18259,7 @@
         <w:pStyle w:val="aa"/>
         <w:ind w:firstLine="480"/>
         <w:rPr>
-          <w:rFonts w:cs="Times New Roman" w:hint="eastAsia"/>
+          <w:rFonts w:cs="Times New Roman"/>
         </w:rPr>
       </w:pPr>
       <w:r>
@@ -19229,19 +18962,11 @@
         </w:rPr>
         <w:t>bit</w:t>
       </w:r>
-      <w:proofErr w:type="gramStart"/>
-      <w:r>
-        <w:rPr>
-          <w:rFonts w:cs="Times New Roman" w:hint="eastAsia"/>
-        </w:rPr>
-        <w:t>流文件</w:t>
-      </w:r>
-      <w:proofErr w:type="gramEnd"/>
-      <w:r>
-        <w:rPr>
-          <w:rFonts w:cs="Times New Roman" w:hint="eastAsia"/>
-        </w:rPr>
-        <w:t>需使用多少扇区</w:t>
+      <w:r>
+        <w:rPr>
+          <w:rFonts w:cs="Times New Roman" w:hint="eastAsia"/>
+        </w:rPr>
+        <w:t>流文件需使用多少扇区</w:t>
       </w:r>
       <w:r>
         <w:rPr>
@@ -19813,14 +19538,7 @@
         <w:rPr>
           <w:rFonts w:cs="Times New Roman" w:hint="eastAsia"/>
         </w:rPr>
-        <w:t>该</w:t>
-      </w:r>
-      <w:proofErr w:type="gramStart"/>
-      <w:r>
-        <w:rPr>
-          <w:rFonts w:cs="Times New Roman" w:hint="eastAsia"/>
-        </w:rPr>
-        <w:t>指令</w:t>
+        <w:t>该指令</w:t>
       </w:r>
       <w:r>
         <w:rPr>
@@ -19828,7 +19546,6 @@
         </w:rPr>
         <w:t>仅</w:t>
       </w:r>
-      <w:proofErr w:type="gramEnd"/>
       <w:r>
         <w:rPr>
           <w:rFonts w:cs="Times New Roman" w:hint="eastAsia"/>
@@ -19995,16 +19712,8 @@
         <w:rPr>
           <w:rFonts w:cs="Times New Roman" w:hint="eastAsia"/>
         </w:rPr>
-        <w:t>80</w:t>
-      </w:r>
-      <w:proofErr w:type="gramStart"/>
-      <w:r>
-        <w:rPr>
-          <w:rFonts w:cs="Times New Roman" w:hint="eastAsia"/>
-        </w:rPr>
-        <w:t xml:space="preserve"> 00 00</w:t>
-      </w:r>
-      <w:proofErr w:type="gramEnd"/>
+        <w:t>80 00 00</w:t>
+      </w:r>
       <w:r>
         <w:rPr>
           <w:rFonts w:cs="Times New Roman" w:hint="eastAsia"/>
@@ -20015,21 +19724,7 @@
         <w:rPr>
           <w:rFonts w:cs="Times New Roman" w:hint="eastAsia"/>
         </w:rPr>
-        <w:t>0x</w:t>
-      </w:r>
-      <w:proofErr w:type="gramStart"/>
-      <w:r>
-        <w:rPr>
-          <w:rFonts w:cs="Times New Roman" w:hint="eastAsia"/>
-        </w:rPr>
-        <w:t xml:space="preserve">00 00 </w:t>
-      </w:r>
-      <w:proofErr w:type="gramEnd"/>
-      <w:r>
-        <w:rPr>
-          <w:rFonts w:cs="Times New Roman" w:hint="eastAsia"/>
-        </w:rPr>
-        <w:t>00</w:t>
+        <w:t>0x00 00 00</w:t>
       </w:r>
       <w:bookmarkEnd w:id="54"/>
       <w:r>
@@ -20042,16 +19737,8 @@
         <w:rPr>
           <w:rFonts w:cs="Times New Roman" w:hint="eastAsia"/>
         </w:rPr>
-        <w:t>0x 80</w:t>
-      </w:r>
-      <w:proofErr w:type="gramStart"/>
-      <w:r>
-        <w:rPr>
-          <w:rFonts w:cs="Times New Roman" w:hint="eastAsia"/>
-        </w:rPr>
-        <w:t xml:space="preserve"> 00 00</w:t>
-      </w:r>
-      <w:proofErr w:type="gramEnd"/>
+        <w:t>0x 80 00 00</w:t>
+      </w:r>
       <w:r>
         <w:rPr>
           <w:rFonts w:cs="Times New Roman" w:hint="eastAsia"/>
@@ -20062,21 +19749,7 @@
         <w:rPr>
           <w:rFonts w:cs="Times New Roman" w:hint="eastAsia"/>
         </w:rPr>
-        <w:t>0x</w:t>
-      </w:r>
-      <w:proofErr w:type="gramStart"/>
-      <w:r>
-        <w:rPr>
-          <w:rFonts w:cs="Times New Roman" w:hint="eastAsia"/>
-        </w:rPr>
-        <w:t xml:space="preserve">00 00 </w:t>
-      </w:r>
-      <w:proofErr w:type="gramEnd"/>
-      <w:r>
-        <w:rPr>
-          <w:rFonts w:cs="Times New Roman" w:hint="eastAsia"/>
-        </w:rPr>
-        <w:t>00</w:t>
+        <w:t>0x00 00 00</w:t>
       </w:r>
       <w:r>
         <w:rPr>
@@ -20789,7 +20462,6 @@
                 <w:szCs w:val="21"/>
               </w:rPr>
             </w:pPr>
-            <w:proofErr w:type="gramStart"/>
             <w:r>
               <w:rPr>
                 <w:rFonts w:ascii="Times New Roman" w:hAnsi="Times New Roman" w:cs="Times New Roman" w:hint="eastAsia"/>
@@ -20798,7 +20470,6 @@
               </w:rPr>
               <w:t>保留位</w:t>
             </w:r>
-            <w:proofErr w:type="gramEnd"/>
           </w:p>
         </w:tc>
         <w:tc>
@@ -20815,7 +20486,6 @@
                 <w:szCs w:val="21"/>
               </w:rPr>
             </w:pPr>
-            <w:proofErr w:type="gramStart"/>
             <w:r>
               <w:rPr>
                 <w:rFonts w:ascii="Times New Roman" w:hAnsi="Times New Roman" w:cs="Times New Roman" w:hint="eastAsia"/>
@@ -20824,7 +20494,6 @@
               </w:rPr>
               <w:t>保留位</w:t>
             </w:r>
-            <w:proofErr w:type="gramEnd"/>
           </w:p>
         </w:tc>
         <w:tc>
@@ -21205,51 +20874,35 @@
           <w:rFonts w:ascii="Times New Roman" w:hint="eastAsia"/>
           <w:highlight w:val="yellow"/>
         </w:rPr>
-        <w:t>，</w:t>
-      </w:r>
-      <w:proofErr w:type="gramStart"/>
+        <w:t>，包</w:t>
+      </w:r>
       <w:r>
         <w:rPr>
           <w:rFonts w:ascii="Times New Roman" w:hint="eastAsia"/>
           <w:highlight w:val="yellow"/>
         </w:rPr>
-        <w:t>包</w:t>
+        <w:t>尾</w:t>
       </w:r>
       <w:r>
         <w:rPr>
           <w:rFonts w:ascii="Times New Roman" w:hint="eastAsia"/>
           <w:highlight w:val="yellow"/>
         </w:rPr>
-        <w:t>尾</w:t>
+        <w:t>前</w:t>
       </w:r>
       <w:r>
         <w:rPr>
           <w:rFonts w:ascii="Times New Roman" w:hint="eastAsia"/>
           <w:highlight w:val="yellow"/>
         </w:rPr>
-        <w:t>前</w:t>
+        <w:t>4</w:t>
       </w:r>
       <w:r>
         <w:rPr>
           <w:rFonts w:ascii="Times New Roman" w:hint="eastAsia"/>
           <w:highlight w:val="yellow"/>
         </w:rPr>
-        <w:t>4</w:t>
-      </w:r>
-      <w:r>
-        <w:rPr>
-          <w:rFonts w:ascii="Times New Roman" w:hint="eastAsia"/>
-          <w:highlight w:val="yellow"/>
-        </w:rPr>
-        <w:t>个</w:t>
-      </w:r>
-      <w:proofErr w:type="gramEnd"/>
-      <w:r>
-        <w:rPr>
-          <w:rFonts w:ascii="Times New Roman" w:hint="eastAsia"/>
-          <w:highlight w:val="yellow"/>
-        </w:rPr>
-        <w:t>数据为时间戳（占据波形倒数第二</w:t>
+        <w:t>个数据为时间戳（占据波形倒数第二</w:t>
       </w:r>
       <w:r>
         <w:rPr>
@@ -21846,7 +21499,6 @@
                 <w:szCs w:val="21"/>
               </w:rPr>
             </w:pPr>
-            <w:proofErr w:type="gramStart"/>
             <w:r>
               <w:rPr>
                 <w:rFonts w:ascii="Times New Roman" w:hAnsi="Times New Roman" w:cs="Times New Roman" w:hint="eastAsia"/>
@@ -21855,7 +21507,6 @@
               </w:rPr>
               <w:t>保留位</w:t>
             </w:r>
-            <w:proofErr w:type="gramEnd"/>
           </w:p>
         </w:tc>
         <w:tc>
@@ -21956,18 +21607,8 @@
                 <w:sz w:val="20"/>
                 <w:szCs w:val="21"/>
               </w:rPr>
-              <w:t xml:space="preserve">XXXX </w:t>
-            </w:r>
-            <w:proofErr w:type="spellStart"/>
-            <w:r>
-              <w:rPr>
-                <w:rFonts w:ascii="Times New Roman" w:hAnsi="Times New Roman" w:cs="Times New Roman" w:hint="eastAsia"/>
-                <w:sz w:val="20"/>
-                <w:szCs w:val="21"/>
-              </w:rPr>
-              <w:t>XXXX</w:t>
-            </w:r>
-            <w:proofErr w:type="spellEnd"/>
+              <w:t>XXXX XXXX</w:t>
+            </w:r>
           </w:p>
         </w:tc>
         <w:tc>
@@ -21990,18 +21631,8 @@
                 <w:sz w:val="20"/>
                 <w:szCs w:val="21"/>
               </w:rPr>
-              <w:t xml:space="preserve">XXXX </w:t>
-            </w:r>
-            <w:proofErr w:type="spellStart"/>
-            <w:r>
-              <w:rPr>
-                <w:rFonts w:ascii="Times New Roman" w:hAnsi="Times New Roman" w:cs="Times New Roman" w:hint="eastAsia"/>
-                <w:sz w:val="20"/>
-                <w:szCs w:val="21"/>
-              </w:rPr>
-              <w:t>XXXX</w:t>
-            </w:r>
-            <w:proofErr w:type="spellEnd"/>
+              <w:t>XXXX XXXX</w:t>
+            </w:r>
           </w:p>
         </w:tc>
         <w:tc>
@@ -22024,18 +21655,8 @@
                 <w:sz w:val="20"/>
                 <w:szCs w:val="21"/>
               </w:rPr>
-              <w:t xml:space="preserve">XXXX </w:t>
-            </w:r>
-            <w:proofErr w:type="spellStart"/>
-            <w:r>
-              <w:rPr>
-                <w:rFonts w:ascii="Times New Roman" w:hAnsi="Times New Roman" w:cs="Times New Roman" w:hint="eastAsia"/>
-                <w:sz w:val="20"/>
-                <w:szCs w:val="21"/>
-              </w:rPr>
-              <w:t>XXXX</w:t>
-            </w:r>
-            <w:proofErr w:type="spellEnd"/>
+              <w:t>XXXX XXXX</w:t>
+            </w:r>
           </w:p>
         </w:tc>
         <w:tc>
@@ -22106,18 +21727,8 @@
                 <w:sz w:val="20"/>
                 <w:szCs w:val="21"/>
               </w:rPr>
-              <w:t xml:space="preserve">XXXX </w:t>
-            </w:r>
-            <w:proofErr w:type="spellStart"/>
-            <w:r>
-              <w:rPr>
-                <w:rFonts w:ascii="Times New Roman" w:hAnsi="Times New Roman" w:cs="Times New Roman" w:hint="eastAsia"/>
-                <w:sz w:val="20"/>
-                <w:szCs w:val="21"/>
-              </w:rPr>
-              <w:t>XXXX</w:t>
-            </w:r>
-            <w:proofErr w:type="spellEnd"/>
+              <w:t>XXXX XXXX</w:t>
+            </w:r>
           </w:p>
         </w:tc>
         <w:tc>
@@ -22140,18 +21751,8 @@
                 <w:sz w:val="20"/>
                 <w:szCs w:val="21"/>
               </w:rPr>
-              <w:t xml:space="preserve">XXXX </w:t>
-            </w:r>
-            <w:proofErr w:type="spellStart"/>
-            <w:r>
-              <w:rPr>
-                <w:rFonts w:ascii="Times New Roman" w:hAnsi="Times New Roman" w:cs="Times New Roman" w:hint="eastAsia"/>
-                <w:sz w:val="20"/>
-                <w:szCs w:val="21"/>
-              </w:rPr>
-              <w:t>XXXX</w:t>
-            </w:r>
-            <w:proofErr w:type="spellEnd"/>
+              <w:t>XXXX XXXX</w:t>
+            </w:r>
           </w:p>
         </w:tc>
         <w:tc>
@@ -22305,14 +21906,12 @@
         </w:rPr>
         <w:t>，单位</w:t>
       </w:r>
-      <w:proofErr w:type="spellStart"/>
       <w:r>
         <w:rPr>
           <w:rFonts w:ascii="Times New Roman" w:hint="eastAsia"/>
         </w:rPr>
         <w:t>ms</w:t>
       </w:r>
-      <w:proofErr w:type="spellEnd"/>
       <w:r>
         <w:rPr>
           <w:rFonts w:ascii="Times New Roman" w:hint="eastAsia"/>
@@ -22690,21 +22289,7 @@
         <w:rPr>
           <w:rFonts w:ascii="Times New Roman" w:hint="eastAsia"/>
         </w:rPr>
-        <w:t>时间</w:t>
-      </w:r>
-      <w:proofErr w:type="gramStart"/>
-      <w:r>
-        <w:rPr>
-          <w:rFonts w:ascii="Times New Roman" w:hint="eastAsia"/>
-        </w:rPr>
-        <w:t>戳需要</w:t>
-      </w:r>
-      <w:proofErr w:type="gramEnd"/>
-      <w:r>
-        <w:rPr>
-          <w:rFonts w:ascii="Times New Roman" w:hint="eastAsia"/>
-        </w:rPr>
-        <w:t>减去</w:t>
+        <w:t>时间戳需要减去</w:t>
       </w:r>
       <w:r>
         <w:rPr>
@@ -23071,7 +22656,6 @@
                 <w:szCs w:val="21"/>
               </w:rPr>
             </w:pPr>
-            <w:proofErr w:type="gramStart"/>
             <w:r>
               <w:rPr>
                 <w:rFonts w:ascii="Times New Roman" w:hAnsi="Times New Roman" w:cs="Times New Roman" w:hint="eastAsia"/>
@@ -23080,7 +22664,6 @@
               </w:rPr>
               <w:t>保留位</w:t>
             </w:r>
-            <w:proofErr w:type="gramEnd"/>
           </w:p>
         </w:tc>
         <w:tc>
@@ -23097,7 +22680,6 @@
                 <w:szCs w:val="21"/>
               </w:rPr>
             </w:pPr>
-            <w:proofErr w:type="gramStart"/>
             <w:r>
               <w:rPr>
                 <w:rFonts w:ascii="Times New Roman" w:hAnsi="Times New Roman" w:cs="Times New Roman" w:hint="eastAsia"/>
@@ -23106,7 +22688,6 @@
               </w:rPr>
               <w:t>保留位</w:t>
             </w:r>
-            <w:proofErr w:type="gramEnd"/>
           </w:p>
         </w:tc>
         <w:tc>
@@ -23207,18 +22788,8 @@
                 <w:sz w:val="20"/>
                 <w:szCs w:val="21"/>
               </w:rPr>
-              <w:t xml:space="preserve">XXXX </w:t>
-            </w:r>
-            <w:proofErr w:type="spellStart"/>
-            <w:r>
-              <w:rPr>
-                <w:rFonts w:ascii="Times New Roman" w:hAnsi="Times New Roman" w:cs="Times New Roman" w:hint="eastAsia"/>
-                <w:sz w:val="20"/>
-                <w:szCs w:val="21"/>
-              </w:rPr>
-              <w:t>XXXX</w:t>
-            </w:r>
-            <w:proofErr w:type="spellEnd"/>
+              <w:t>XXXX XXXX</w:t>
+            </w:r>
           </w:p>
         </w:tc>
         <w:tc>
@@ -24605,7 +24176,6 @@
                 <w:szCs w:val="21"/>
               </w:rPr>
             </w:pPr>
-            <w:proofErr w:type="gramStart"/>
             <w:r>
               <w:rPr>
                 <w:rFonts w:ascii="Times New Roman" w:hAnsi="Times New Roman" w:cs="Times New Roman" w:hint="eastAsia"/>
@@ -24614,7 +24184,6 @@
               </w:rPr>
               <w:t>保留位</w:t>
             </w:r>
-            <w:proofErr w:type="gramEnd"/>
           </w:p>
         </w:tc>
         <w:tc>
@@ -24715,18 +24284,8 @@
                 <w:sz w:val="20"/>
                 <w:szCs w:val="21"/>
               </w:rPr>
-              <w:t xml:space="preserve">XXXX </w:t>
-            </w:r>
-            <w:proofErr w:type="spellStart"/>
-            <w:r>
-              <w:rPr>
-                <w:rFonts w:ascii="Times New Roman" w:hAnsi="Times New Roman" w:cs="Times New Roman" w:hint="eastAsia"/>
-                <w:sz w:val="20"/>
-                <w:szCs w:val="21"/>
-              </w:rPr>
-              <w:t>XXXX</w:t>
-            </w:r>
-            <w:proofErr w:type="spellEnd"/>
+              <w:t>XXXX XXXX</w:t>
+            </w:r>
           </w:p>
         </w:tc>
         <w:tc>
@@ -24749,18 +24308,8 @@
                 <w:sz w:val="20"/>
                 <w:szCs w:val="21"/>
               </w:rPr>
-              <w:t xml:space="preserve">XXXX </w:t>
-            </w:r>
-            <w:proofErr w:type="spellStart"/>
-            <w:r>
-              <w:rPr>
-                <w:rFonts w:ascii="Times New Roman" w:hAnsi="Times New Roman" w:cs="Times New Roman" w:hint="eastAsia"/>
-                <w:sz w:val="20"/>
-                <w:szCs w:val="21"/>
-              </w:rPr>
-              <w:t>XXXX</w:t>
-            </w:r>
-            <w:proofErr w:type="spellEnd"/>
+              <w:t>XXXX XXXX</w:t>
+            </w:r>
           </w:p>
         </w:tc>
         <w:tc>
@@ -24981,21 +24530,7 @@
         <w:rPr>
           <w:rFonts w:ascii="Times New Roman" w:hint="eastAsia"/>
         </w:rPr>
-        <w:t>时间</w:t>
-      </w:r>
-      <w:proofErr w:type="gramStart"/>
-      <w:r>
-        <w:rPr>
-          <w:rFonts w:ascii="Times New Roman" w:hint="eastAsia"/>
-        </w:rPr>
-        <w:t>戳需要</w:t>
-      </w:r>
-      <w:proofErr w:type="gramEnd"/>
-      <w:r>
-        <w:rPr>
-          <w:rFonts w:ascii="Times New Roman" w:hint="eastAsia"/>
-        </w:rPr>
-        <w:t>减去</w:t>
+        <w:t>时间戳需要减去</w:t>
       </w:r>
       <w:r>
         <w:rPr>
@@ -27816,6 +27351,7 @@
   <w:style w:type="character" w:default="1" w:styleId="a0">
     <w:name w:val="Default Paragraph Font"/>
     <w:uiPriority w:val="1"/>
+    <w:semiHidden/>
     <w:unhideWhenUsed/>
   </w:style>
   <w:style w:type="table" w:default="1" w:styleId="a1">
